--- a/docx_resources/Вечірня-Утреня/В,У - Квітна Тріодь/pascha-1/1-2-ВУ.docx
+++ b/docx_resources/Вечірня-Утреня/В,У - Квітна Тріодь/pascha-1/1-2-ВУ.docx
@@ -1298,6 +1298,7 @@
         <w:rPr>
           <w:rFonts w:ascii="Times New Roman" w:hAnsi="Times New Roman"/>
           <w:sz w:val="24"/>
+          <w:szCs w:val="24"/>
         </w:rPr>
         <w:t>Заступи, спаси, помилуй і охорони нас, Боже, Твоєю благодаттю</w:t>
       </w:r>
@@ -1408,6 +1409,7 @@
           <w:i/>
           <w:color w:val="FF4400"/>
           <w:sz w:val="24"/>
+          <w:szCs w:val="24"/>
         </w:rPr>
         <w:t>Священник:</w:t>
       </w:r>
@@ -1415,6 +1417,7 @@
         <w:rPr>
           <w:rFonts w:ascii="Times New Roman" w:hAnsi="Times New Roman"/>
           <w:sz w:val="24"/>
+          <w:szCs w:val="24"/>
         </w:rPr>
         <w:t xml:space="preserve"> Бо Тобі належить усяка слава, честь і поклоніння, Отцю, і Сину, і Святому Духові, нині, і повсякчас, і на віки віків.</w:t>
       </w:r>
@@ -1528,6 +1531,7 @@
           <w:b/>
           <w:color w:val="000000"/>
           <w:sz w:val="24"/>
+          <w:szCs w:val="24"/>
         </w:rPr>
         <w:t>Го́споди, взива́ю я до Те́бе, ви́слухай мене́.* Ви́слухай мене́, Го́споди.* Го́споди, взива́ю я до Те́бе, ви́слухай мене́.* Почу́й го́лос молі́ння мого́,* коли́ взива́ю до Те́бе.* Ви́слухай мене́, Го́споди.</w:t>
       </w:r>
@@ -1542,6 +1546,7 @@
           <w:b/>
           <w:color w:val="000000"/>
           <w:sz w:val="24"/>
+          <w:szCs w:val="24"/>
         </w:rPr>
         <w:t>Неха́й піднесе́ться моли́тва моя́,* мов кади́ло пе́ред Тобо́ю;* підно́шення рук мої́х,* як же́ртва вечі́рня.* Ви́слухай мене́, Го́споди.</w:t>
       </w:r>
@@ -1553,8 +1558,9 @@
       </w:pPr>
       <w:r>
         <w:rPr>
-          <w:rFonts w:ascii="Times New Roman" w:hAnsi="Times New Roman"/>
-          <w:sz w:val="24"/>
+          <w:rFonts w:ascii="Times New Roman" w:eastAsia="Arial Unicode MS" w:hAnsi="Times New Roman" w:cs="Arial Unicode MS"/>
+          <w:sz w:val="24"/>
+          <w:szCs w:val="24"/>
         </w:rPr>
         <w:t>Поста́в, Го́споди, мої́м уста́м сторо́жу;* до двере́й губ мої́х − ва́рту!</w:t>
       </w:r>
@@ -1568,6 +1574,7 @@
         <w:rPr>
           <w:rFonts w:ascii="Times New Roman" w:hAnsi="Times New Roman"/>
           <w:sz w:val="24"/>
+          <w:szCs w:val="24"/>
         </w:rPr>
         <w:t>Не дай схили́тися се́рцеві моє́му* до чо́гось зло́го.</w:t>
       </w:r>
@@ -1581,6 +1588,7 @@
         <w:rPr>
           <w:rFonts w:ascii="Times New Roman" w:hAnsi="Times New Roman"/>
           <w:sz w:val="24"/>
+          <w:szCs w:val="24"/>
         </w:rPr>
         <w:t>Ані чини́ти лихі́ вчи́нки з людьми́, що тво́рять беззако́ння,* – ні ла́сощів ї́хніх я не хо́чу ї́сти.</w:t>
       </w:r>
@@ -1594,6 +1602,7 @@
         <w:rPr>
           <w:rFonts w:ascii="Times New Roman" w:hAnsi="Times New Roman"/>
           <w:sz w:val="24"/>
+          <w:szCs w:val="24"/>
         </w:rPr>
         <w:t>Неха́й пра́ведник по-до́брому б’є мене́ й виправля́є,* а олі́я грі́шного неха́й не нама́стить голови́ моє́ї.</w:t>
       </w:r>
@@ -1607,26 +1616,21 @@
         <w:rPr>
           <w:rFonts w:ascii="Times New Roman" w:hAnsi="Times New Roman"/>
           <w:sz w:val="24"/>
-        </w:rPr>
-        <w:t>Я все-таки́ моли́тимусь,* незважа́ючи на ї́хн</w:t>
-      </w:r>
-      <w:r>
-        <w:rPr>
-          <w:rFonts w:ascii="Times New Roman" w:hAnsi="Times New Roman"/>
-          <w:sz w:val="24"/>
-        </w:rPr>
-        <w:t>і злі вчи́нки.</w:t>
-      </w:r>
-    </w:p>
-    <w:p>
-      <w:pPr>
-        <w:spacing w:after="120"/>
-        <w:jc w:val="both"/>
-      </w:pPr>
-      <w:r>
-        <w:rPr>
-          <w:rFonts w:ascii="Times New Roman" w:hAnsi="Times New Roman"/>
-          <w:sz w:val="24"/>
+          <w:szCs w:val="24"/>
+        </w:rPr>
+        <w:t>Я все-таки́ моли́тимусь,* незважа́ючи на ї́хні злі вчи́нки.</w:t>
+      </w:r>
+    </w:p>
+    <w:p>
+      <w:pPr>
+        <w:spacing w:after="120"/>
+        <w:jc w:val="both"/>
+      </w:pPr>
+      <w:r>
+        <w:rPr>
+          <w:rFonts w:ascii="Times New Roman" w:hAnsi="Times New Roman"/>
+          <w:sz w:val="24"/>
+          <w:szCs w:val="24"/>
         </w:rPr>
         <w:t>Якщо́ су́ддів ї́хніх ски́нуть в уще́лини ске́лі,* то почу́ють, що слова́ мої́ лю́бі.</w:t>
       </w:r>
@@ -1640,6 +1644,7 @@
         <w:rPr>
           <w:rFonts w:ascii="Times New Roman" w:hAnsi="Times New Roman"/>
           <w:sz w:val="24"/>
+          <w:szCs w:val="24"/>
         </w:rPr>
         <w:t>Немо́вби хтось розби́в і розри́в зе́млю,* розки́дано ї́хні ко́сті пе́ред а́дом.</w:t>
       </w:r>
@@ -1653,26 +1658,21 @@
         <w:rPr>
           <w:rFonts w:ascii="Times New Roman" w:hAnsi="Times New Roman"/>
           <w:sz w:val="24"/>
-        </w:rPr>
-        <w:t>Бо до Те́бе, Го́споди, мій Бо́же, мої́ о́чі;* до Те́бе прибіга́ю, не губи́ д</w:t>
-      </w:r>
-      <w:r>
-        <w:rPr>
-          <w:rFonts w:ascii="Times New Roman" w:hAnsi="Times New Roman"/>
-          <w:sz w:val="24"/>
-        </w:rPr>
-        <w:t>уші́ моє́ї.</w:t>
-      </w:r>
-    </w:p>
-    <w:p>
-      <w:pPr>
-        <w:spacing w:after="120"/>
-        <w:jc w:val="both"/>
-      </w:pPr>
-      <w:r>
-        <w:rPr>
-          <w:rFonts w:ascii="Times New Roman" w:hAnsi="Times New Roman"/>
-          <w:sz w:val="24"/>
+          <w:szCs w:val="24"/>
+        </w:rPr>
+        <w:t>Бо до Те́бе, Го́споди, мій Бо́же, мої́ о́чі;* до Те́бе прибіга́ю, не губи́ душі́ моє́ї.</w:t>
+      </w:r>
+    </w:p>
+    <w:p>
+      <w:pPr>
+        <w:spacing w:after="120"/>
+        <w:jc w:val="both"/>
+      </w:pPr>
+      <w:r>
+        <w:rPr>
+          <w:rFonts w:ascii="Times New Roman" w:hAnsi="Times New Roman"/>
+          <w:sz w:val="24"/>
+          <w:szCs w:val="24"/>
         </w:rPr>
         <w:t>Збережи́ мене́ від пе́тлі, що її́ наста́вили на ме́не,* і від сильця́ тих, що тво́рять беззако́ння.</w:t>
       </w:r>
@@ -1686,6 +1686,7 @@
         <w:rPr>
           <w:rFonts w:ascii="Times New Roman" w:hAnsi="Times New Roman"/>
           <w:sz w:val="24"/>
+          <w:szCs w:val="24"/>
         </w:rPr>
         <w:t>Неха́й грі́шники впаду́ть у вла́сні сі́ті всі ра́зом,* а я пройду́ безпе́чно.</w:t>
       </w:r>
@@ -1702,6 +1703,7 @@
           <w:i/>
           <w:color w:val="FF0000"/>
           <w:sz w:val="24"/>
+          <w:szCs w:val="24"/>
         </w:rPr>
         <w:t>Псалом 141</w:t>
       </w:r>
@@ -1715,26 +1717,22 @@
         <w:rPr>
           <w:rFonts w:ascii="Times New Roman" w:hAnsi="Times New Roman"/>
           <w:sz w:val="24"/>
-        </w:rPr>
-        <w:t>Я го́лосом мої́м до Го́спода взива́ю,* я го́лосом мої́м</w:t>
-      </w:r>
-      <w:r>
-        <w:rPr>
-          <w:rFonts w:ascii="Times New Roman" w:hAnsi="Times New Roman"/>
-          <w:sz w:val="24"/>
-        </w:rPr>
-        <w:t xml:space="preserve"> до Го́спода молю́ся.</w:t>
-      </w:r>
-    </w:p>
-    <w:p>
-      <w:pPr>
-        <w:spacing w:after="120"/>
-        <w:jc w:val="both"/>
-      </w:pPr>
-      <w:r>
-        <w:rPr>
-          <w:rFonts w:ascii="Times New Roman" w:hAnsi="Times New Roman"/>
-          <w:sz w:val="24"/>
+          <w:szCs w:val="24"/>
+        </w:rPr>
+        <w:lastRenderedPageBreak/>
+        <w:t>Я го́лосом мої́м до Го́спода взива́ю,* я го́лосом мої́м до Го́спода молю́ся.</w:t>
+      </w:r>
+    </w:p>
+    <w:p>
+      <w:pPr>
+        <w:spacing w:after="120"/>
+        <w:jc w:val="both"/>
+      </w:pPr>
+      <w:r>
+        <w:rPr>
+          <w:rFonts w:ascii="Times New Roman" w:hAnsi="Times New Roman"/>
+          <w:sz w:val="24"/>
+          <w:szCs w:val="24"/>
         </w:rPr>
         <w:t>Ска́ргу мою́ пе́ред Ним вилива́ю,* мою́ скру́ту Йому́ я виявля́ю.</w:t>
       </w:r>
@@ -1748,6 +1746,7 @@
         <w:rPr>
           <w:rFonts w:ascii="Times New Roman" w:hAnsi="Times New Roman"/>
           <w:sz w:val="24"/>
+          <w:szCs w:val="24"/>
         </w:rPr>
         <w:t>Коли́ триво́житься в мені́ дух мій, Ти знає́ш мою́ сте́жку.* На доро́зі, де я ступа́ю, та́йно розста́вили сильце́ на ме́не.</w:t>
       </w:r>
@@ -1761,26 +1760,21 @@
         <w:rPr>
           <w:rFonts w:ascii="Times New Roman" w:hAnsi="Times New Roman"/>
           <w:sz w:val="24"/>
-        </w:rPr>
-        <w:t>Погля́нь право́руч і подиви́ся:* нема́ ніко́</w:t>
-      </w:r>
-      <w:r>
-        <w:rPr>
-          <w:rFonts w:ascii="Times New Roman" w:hAnsi="Times New Roman"/>
-          <w:sz w:val="24"/>
-        </w:rPr>
-        <w:t>го, хто дбав би за ме́не.</w:t>
-      </w:r>
-    </w:p>
-    <w:p>
-      <w:pPr>
-        <w:spacing w:after="120"/>
-        <w:jc w:val="both"/>
-      </w:pPr>
-      <w:r>
-        <w:rPr>
-          <w:rFonts w:ascii="Times New Roman" w:hAnsi="Times New Roman"/>
-          <w:sz w:val="24"/>
+          <w:szCs w:val="24"/>
+        </w:rPr>
+        <w:t>Погля́нь право́руч і подиви́ся:* нема́ ніко́го, хто дбав би за ме́не.</w:t>
+      </w:r>
+    </w:p>
+    <w:p>
+      <w:pPr>
+        <w:spacing w:after="120"/>
+        <w:jc w:val="both"/>
+      </w:pPr>
+      <w:r>
+        <w:rPr>
+          <w:rFonts w:ascii="Times New Roman" w:hAnsi="Times New Roman"/>
+          <w:sz w:val="24"/>
+          <w:szCs w:val="24"/>
         </w:rPr>
         <w:t>Нема́ куди́ мені́ втіка́ти,* нема́ ніко́го, хто піклува́вся би мно́ю.</w:t>
       </w:r>
@@ -1792,8 +1786,9 @@
       </w:pPr>
       <w:r>
         <w:rPr>
-          <w:rFonts w:ascii="Times New Roman" w:hAnsi="Times New Roman"/>
-          <w:sz w:val="24"/>
+          <w:rFonts w:ascii="Times New Roman" w:eastAsia="Arial Unicode MS" w:hAnsi="Times New Roman" w:cs="Arial Unicode MS"/>
+          <w:sz w:val="24"/>
+          <w:szCs w:val="24"/>
         </w:rPr>
         <w:t>До Те́бе, Го́споди, взива́ю й кажу́:* Ти моє́ прибі́жище, в землі́ живи́х Ти − моя́ до́ля!</w:t>
       </w:r>
@@ -1807,6 +1802,7 @@
         <w:rPr>
           <w:rFonts w:ascii="Times New Roman" w:hAnsi="Times New Roman"/>
           <w:sz w:val="24"/>
+          <w:szCs w:val="24"/>
         </w:rPr>
         <w:t>Зверни́ ува́гу на моє́ блага́ння,* бо я ве́льми неща́сний.</w:t>
       </w:r>
@@ -1820,6 +1816,7 @@
         <w:rPr>
           <w:rFonts w:ascii="Times New Roman" w:hAnsi="Times New Roman"/>
           <w:sz w:val="24"/>
+          <w:szCs w:val="24"/>
         </w:rPr>
         <w:t>Спаси́ мене́ від гони́телів мої́х,* бо вони́ сильні́ші від ме́не.</w:t>
       </w:r>
@@ -1833,6 +1830,7 @@
         <w:rPr>
           <w:rFonts w:ascii="Times New Roman" w:hAnsi="Times New Roman"/>
           <w:sz w:val="24"/>
+          <w:szCs w:val="24"/>
         </w:rPr>
         <w:t>Ви́веди з в’язни́ці мою́ ду́шу,* щоб дя́кувати І́мені Твоє́му.</w:t>
       </w:r>
@@ -1846,6 +1844,7 @@
         <w:rPr>
           <w:rFonts w:ascii="Times New Roman" w:hAnsi="Times New Roman"/>
           <w:sz w:val="24"/>
+          <w:szCs w:val="24"/>
         </w:rPr>
         <w:t>Мене́ обсту́плять пра́ведники,* бо Ти добро́ мені́ вчи́ниш.</w:t>
       </w:r>
@@ -1882,6 +1881,7 @@
         <w:rPr>
           <w:rFonts w:ascii="Times New Roman" w:hAnsi="Times New Roman"/>
           <w:sz w:val="24"/>
+          <w:szCs w:val="24"/>
         </w:rPr>
         <w:t>З глиби́н взива́ю до Те́бе, Го́споди,* Го́споди, почу́й мій го́лос.</w:t>
       </w:r>
@@ -1895,6 +1895,7 @@
         <w:rPr>
           <w:rFonts w:ascii="Times New Roman" w:hAnsi="Times New Roman"/>
           <w:sz w:val="24"/>
+          <w:szCs w:val="24"/>
         </w:rPr>
         <w:t>Неха́й бу́дуть Твої́ ву́ха ува́жні,* до го́лосу бла́гання мого́.</w:t>
       </w:r>
@@ -1999,6 +2000,7 @@
           <w:i/>
           <w:color w:val="FF0000"/>
           <w:sz w:val="24"/>
+          <w:szCs w:val="24"/>
         </w:rPr>
         <w:t>Стих:</w:t>
       </w:r>
@@ -2007,13 +2009,15 @@
           <w:rFonts w:ascii="Times New Roman" w:hAnsi="Times New Roman"/>
           <w:i/>
           <w:sz w:val="24"/>
-        </w:rPr>
-        <w:t xml:space="preserve"> </w:t>
-      </w:r>
-      <w:r>
-        <w:rPr>
-          <w:rFonts w:ascii="Times New Roman" w:hAnsi="Times New Roman"/>
-          <w:sz w:val="24"/>
+          <w:szCs w:val="24"/>
+        </w:rPr>
+        <w:t xml:space="preserve"> </w:t>
+      </w:r>
+      <w:r>
+        <w:rPr>
+          <w:rFonts w:ascii="Times New Roman" w:hAnsi="Times New Roman"/>
+          <w:sz w:val="24"/>
+          <w:szCs w:val="24"/>
           <w:u w:val="single"/>
         </w:rPr>
         <w:t>За́для І́мени Твого́ наді́юсь на Те́бе, Го́споди, наді́ється душа́ моя́ на сло́во Твоє́;* наді́ється душа́ моя́ на Го́спода.</w:t>
@@ -2049,6 +2053,7 @@
           <w:i/>
           <w:color w:val="FF0000"/>
           <w:sz w:val="24"/>
+          <w:szCs w:val="24"/>
         </w:rPr>
         <w:t>Стих:</w:t>
       </w:r>
@@ -2057,13 +2062,15 @@
           <w:rFonts w:ascii="Times New Roman" w:hAnsi="Times New Roman"/>
           <w:i/>
           <w:sz w:val="24"/>
-        </w:rPr>
-        <w:t xml:space="preserve"> </w:t>
-      </w:r>
-      <w:r>
-        <w:rPr>
-          <w:rFonts w:ascii="Times New Roman" w:hAnsi="Times New Roman"/>
-          <w:sz w:val="24"/>
+          <w:szCs w:val="24"/>
+        </w:rPr>
+        <w:t xml:space="preserve"> </w:t>
+      </w:r>
+      <w:r>
+        <w:rPr>
+          <w:rFonts w:ascii="Times New Roman" w:hAnsi="Times New Roman"/>
+          <w:sz w:val="24"/>
+          <w:szCs w:val="24"/>
           <w:u w:val="single"/>
         </w:rPr>
         <w:t>Від ра́нньої сторо́жі до но́чі від ра́нньої сторо́жі* неха́й упова́є Ізра́їль на Го́спода.</w:t>
@@ -2099,6 +2106,7 @@
           <w:i/>
           <w:color w:val="FF0000"/>
           <w:sz w:val="24"/>
+          <w:szCs w:val="24"/>
         </w:rPr>
         <w:t>Стих:</w:t>
       </w:r>
@@ -2107,13 +2115,15 @@
           <w:rFonts w:ascii="Times New Roman" w:hAnsi="Times New Roman"/>
           <w:i/>
           <w:sz w:val="24"/>
-        </w:rPr>
-        <w:t xml:space="preserve"> </w:t>
-      </w:r>
-      <w:r>
-        <w:rPr>
-          <w:rFonts w:ascii="Times New Roman" w:hAnsi="Times New Roman"/>
-          <w:sz w:val="24"/>
+          <w:szCs w:val="24"/>
+        </w:rPr>
+        <w:t xml:space="preserve"> </w:t>
+      </w:r>
+      <w:r>
+        <w:rPr>
+          <w:rFonts w:ascii="Times New Roman" w:hAnsi="Times New Roman"/>
+          <w:sz w:val="24"/>
+          <w:szCs w:val="24"/>
           <w:u w:val="single"/>
         </w:rPr>
         <w:t>Бо в Го́спода ми́лість і відку́плення вели́ке в Ньо́го;* Він ви́зволить Ізра́їля від усьо́го беззако́ння його́.</w:t>
@@ -2172,6 +2182,7 @@
           <w:i/>
           <w:color w:val="FF0000"/>
           <w:sz w:val="24"/>
+          <w:szCs w:val="24"/>
         </w:rPr>
         <w:t>Стих:</w:t>
       </w:r>
@@ -2180,13 +2191,15 @@
           <w:rFonts w:ascii="Times New Roman" w:hAnsi="Times New Roman"/>
           <w:i/>
           <w:sz w:val="24"/>
-        </w:rPr>
-        <w:t xml:space="preserve"> </w:t>
-      </w:r>
-      <w:r>
-        <w:rPr>
-          <w:rFonts w:ascii="Times New Roman" w:hAnsi="Times New Roman"/>
-          <w:sz w:val="24"/>
+          <w:szCs w:val="24"/>
+        </w:rPr>
+        <w:t xml:space="preserve"> </w:t>
+      </w:r>
+      <w:r>
+        <w:rPr>
+          <w:rFonts w:ascii="Times New Roman" w:hAnsi="Times New Roman"/>
+          <w:sz w:val="24"/>
+          <w:szCs w:val="24"/>
           <w:u w:val="single"/>
         </w:rPr>
         <w:t>Хвалі́те Го́спода всі наро́ди!* Прославля́йте Його́ всі лю́ди!</w:t>
@@ -2222,6 +2235,7 @@
           <w:i/>
           <w:color w:val="FF0000"/>
           <w:sz w:val="24"/>
+          <w:szCs w:val="24"/>
         </w:rPr>
         <w:t>Стих:</w:t>
       </w:r>
@@ -2230,13 +2244,15 @@
           <w:rFonts w:ascii="Times New Roman" w:hAnsi="Times New Roman"/>
           <w:i/>
           <w:sz w:val="24"/>
-        </w:rPr>
-        <w:t xml:space="preserve"> </w:t>
-      </w:r>
-      <w:r>
-        <w:rPr>
-          <w:rFonts w:ascii="Times New Roman" w:hAnsi="Times New Roman"/>
-          <w:sz w:val="24"/>
+          <w:szCs w:val="24"/>
+        </w:rPr>
+        <w:t xml:space="preserve"> </w:t>
+      </w:r>
+      <w:r>
+        <w:rPr>
+          <w:rFonts w:ascii="Times New Roman" w:hAnsi="Times New Roman"/>
+          <w:sz w:val="24"/>
+          <w:szCs w:val="24"/>
           <w:u w:val="single"/>
         </w:rPr>
         <w:t>Вели́ке бо до нас Його́ милосе́рдя,* і ві́рність Го́спода пові́ки.</w:t>
@@ -2433,15 +2449,9 @@
         <w:rPr>
           <w:rFonts w:ascii="Times New Roman" w:hAnsi="Times New Roman"/>
           <w:sz w:val="24"/>
-        </w:rPr>
-        <w:t>Благий Людинолюбче Царю, що все благословляєш! Молимось Тобі наполегливо, серцем сокрушеним і духом смиренним:</w:t>
-      </w:r>
-      <w:r>
-        <w:rPr>
-          <w:rFonts w:ascii="Times New Roman" w:hAnsi="Times New Roman"/>
-          <w:sz w:val="24"/>
-        </w:rPr>
-        <w:t xml:space="preserve"> Благослови наші входи і виходи, Христе, істинний Боже наш. Бо прихід Твій і вознесіння, і пожиття з людьми завжди благословенне: нині і повсякчас, і на віки віків. Амінь.</w:t>
+          <w:szCs w:val="24"/>
+        </w:rPr>
+        <w:t>Благий Людинолюбче Царю, що все благословляєш! Молимось Тобі наполегливо, серцем сокрушеним і духом смиренним: Благослови наші входи і виходи, Христе, істинний Боже наш. Бо прихід Твій і вознесіння, і пожиття з людьми завжди благословенне: нині і повсякчас, і на віки віків. Амінь.</w:t>
       </w:r>
     </w:p>
     <w:p>
@@ -2553,6 +2563,7 @@
           <w:i/>
           <w:color w:val="FF0000"/>
           <w:sz w:val="24"/>
+          <w:szCs w:val="24"/>
         </w:rPr>
         <w:t>Вірні:</w:t>
       </w:r>
@@ -2561,13 +2572,15 @@
           <w:rFonts w:ascii="Times New Roman" w:hAnsi="Times New Roman"/>
           <w:color w:val="FF0000"/>
           <w:sz w:val="24"/>
-        </w:rPr>
-        <w:t xml:space="preserve"> </w:t>
-      </w:r>
-      <w:r>
-        <w:rPr>
-          <w:rFonts w:ascii="Times New Roman" w:hAnsi="Times New Roman"/>
-          <w:sz w:val="24"/>
+          <w:szCs w:val="24"/>
+        </w:rPr>
+        <w:t xml:space="preserve"> </w:t>
+      </w:r>
+      <w:r>
+        <w:rPr>
+          <w:rFonts w:ascii="Times New Roman" w:hAnsi="Times New Roman"/>
+          <w:sz w:val="24"/>
+          <w:szCs w:val="24"/>
         </w:rPr>
         <w:t>Сві́тло ти́хе свято́ї сла́ви безсме́ртного Отця́ небе́сного, свято́го, блаже́нного, Ісу́се Хри́сте, дожи́вши до за́ходу со́нця, ба́чивши сві́тло вечі́рнє, сла́вимо Отця́, і Си́на, і Свято́го Ду́ха – Бо́га. Досто́йно є повсякча́с прославля́ти Тебе́ голоса́ми побо́жними, Си́ну Бо́жий, що життя́ дає́ш усьому́ сві́ту, тому́ світ уве́сь сла́вить Тебе́.</w:t>
       </w:r>
@@ -3462,6 +3475,7 @@
           <w:i/>
           <w:color w:val="FF4400"/>
           <w:sz w:val="24"/>
+          <w:szCs w:val="24"/>
         </w:rPr>
         <w:t xml:space="preserve">Священник: </w:t>
       </w:r>
@@ -3469,6 +3483,7 @@
         <w:rPr>
           <w:rFonts w:ascii="Times New Roman" w:hAnsi="Times New Roman"/>
           <w:sz w:val="24"/>
+          <w:szCs w:val="24"/>
         </w:rPr>
         <w:t>Бо милостивий і людинолюбний Бог єси, і Тобі славу возсилаємо, Отцю, і Сину, і Святому Духові, нині, і повсякчас, і на віки віків.</w:t>
       </w:r>
@@ -3830,6 +3845,7 @@
         <w:rPr>
           <w:rFonts w:ascii="Times New Roman" w:hAnsi="Times New Roman"/>
           <w:sz w:val="24"/>
+          <w:szCs w:val="24"/>
         </w:rPr>
         <w:t>Заступи, спаси, помилуй і охорони нас, Боже, Твоєю благодаттю</w:t>
       </w:r>
@@ -4350,6 +4366,7 @@
           <w:i/>
           <w:color w:val="FF0000"/>
           <w:sz w:val="24"/>
+          <w:szCs w:val="24"/>
         </w:rPr>
         <w:t>Священник:</w:t>
       </w:r>
@@ -4358,14 +4375,16 @@
           <w:rFonts w:ascii="Times New Roman" w:hAnsi="Times New Roman"/>
           <w:color w:val="FF0000"/>
           <w:sz w:val="24"/>
-        </w:rPr>
-        <w:t xml:space="preserve"> </w:t>
-      </w:r>
-      <w:r>
-        <w:rPr>
-          <w:rFonts w:ascii="Times New Roman" w:hAnsi="Times New Roman"/>
-          <w:color w:val="000000"/>
-          <w:sz w:val="24"/>
+          <w:szCs w:val="24"/>
+        </w:rPr>
+        <w:t xml:space="preserve"> </w:t>
+      </w:r>
+      <w:r>
+        <w:rPr>
+          <w:rFonts w:ascii="Times New Roman" w:hAnsi="Times New Roman"/>
+          <w:color w:val="000000"/>
+          <w:sz w:val="24"/>
+          <w:szCs w:val="24"/>
         </w:rPr>
         <w:t>Бо Ти – Бог милости, ласк і людинолюбности, і Тобі славу віддаємо, Отцю, і Сину, і Святому Духові, нині, і повсякчас, і на віки віків.</w:t>
       </w:r>
@@ -4589,6 +4608,7 @@
           <w:i/>
           <w:color w:val="FF0000"/>
           <w:sz w:val="24"/>
+          <w:szCs w:val="24"/>
         </w:rPr>
         <w:t>Священник:</w:t>
       </w:r>
@@ -4597,14 +4617,16 @@
           <w:rFonts w:ascii="Times New Roman" w:hAnsi="Times New Roman"/>
           <w:color w:val="FF0000"/>
           <w:sz w:val="24"/>
-        </w:rPr>
-        <w:t xml:space="preserve"> </w:t>
-      </w:r>
-      <w:r>
-        <w:rPr>
-          <w:rFonts w:ascii="Times New Roman" w:hAnsi="Times New Roman"/>
-          <w:color w:val="000000"/>
-          <w:sz w:val="24"/>
+          <w:szCs w:val="24"/>
+        </w:rPr>
+        <w:t xml:space="preserve"> </w:t>
+      </w:r>
+      <w:r>
+        <w:rPr>
+          <w:rFonts w:ascii="Times New Roman" w:hAnsi="Times New Roman"/>
+          <w:color w:val="000000"/>
+          <w:sz w:val="24"/>
+          <w:szCs w:val="24"/>
         </w:rPr>
         <w:t>Нехай буде влада царства Твого благословенна і дуже прославлена: Отця, і Сина, і Святого Духа, нині і повсякчас, і на віки віків.</w:t>
       </w:r>
@@ -5121,6 +5143,39 @@
     </w:p>
     <w:p>
       <w:pPr>
+        <w:widowControl w:val="0"/>
+        <w:spacing w:after="120"/>
+        <w:jc w:val="both"/>
+        <w:rPr>
+          <w:rFonts w:ascii="Times New Roman" w:hAnsi="Times New Roman"/>
+          <w:b/>
+          <w:i/>
+          <w:color w:val="FF0000"/>
+          <w:sz w:val="24"/>
+          <w:szCs w:val="24"/>
+        </w:rPr>
+      </w:pPr>
+      <w:r>
+        <w:rPr>
+          <w:rFonts w:ascii="Times New Roman" w:hAnsi="Times New Roman"/>
+          <w:i/>
+          <w:color w:val="FF0000"/>
+          <w:sz w:val="24"/>
+          <w:szCs w:val="24"/>
+        </w:rPr>
+        <w:t xml:space="preserve">Диякон: </w:t>
+      </w:r>
+      <w:r>
+        <w:rPr>
+          <w:rFonts w:ascii="Times New Roman" w:hAnsi="Times New Roman"/>
+          <w:sz w:val="24"/>
+          <w:szCs w:val="24"/>
+        </w:rPr>
+        <w:t>Премудрість.</w:t>
+      </w:r>
+    </w:p>
+    <w:p>
+      <w:pPr>
         <w:spacing w:after="120"/>
         <w:jc w:val="both"/>
         <w:rPr>
@@ -5281,6 +5336,7 @@
           <w:i/>
           <w:color w:val="FF0000"/>
           <w:sz w:val="24"/>
+          <w:szCs w:val="24"/>
         </w:rPr>
         <w:t>Вірні:</w:t>
       </w:r>
@@ -5288,6 +5344,7 @@
         <w:rPr>
           <w:rFonts w:ascii="Times New Roman" w:hAnsi="Times New Roman"/>
           <w:sz w:val="24"/>
+          <w:szCs w:val="24"/>
         </w:rPr>
         <w:t xml:space="preserve"> </w:t>
       </w:r>
@@ -5296,6 +5353,7 @@
           <w:rFonts w:ascii="Times New Roman" w:hAnsi="Times New Roman"/>
           <w:color w:val="333333"/>
           <w:sz w:val="24"/>
+          <w:szCs w:val="24"/>
         </w:rPr>
         <w:t>Світи́ся, світи́ся, нови́й Єрусали́ме,* сла́ва бо Госпо́дня на то</w:t>
       </w:r>
@@ -5304,6 +5362,7 @@
           <w:rFonts w:ascii="Times New Roman" w:hAnsi="Times New Roman"/>
           <w:color w:val="000000"/>
           <w:sz w:val="24"/>
+          <w:szCs w:val="24"/>
         </w:rPr>
         <w:t>́</w:t>
       </w:r>
@@ -5312,6 +5371,7 @@
           <w:rFonts w:ascii="Times New Roman" w:hAnsi="Times New Roman"/>
           <w:color w:val="333333"/>
           <w:sz w:val="24"/>
+          <w:szCs w:val="24"/>
         </w:rPr>
         <w:t>бі возсія́ла!* Раді́й ни</w:t>
       </w:r>
@@ -5320,6 +5380,7 @@
           <w:rFonts w:ascii="Times New Roman" w:hAnsi="Times New Roman"/>
           <w:color w:val="000000"/>
           <w:sz w:val="24"/>
+          <w:szCs w:val="24"/>
         </w:rPr>
         <w:t>́</w:t>
       </w:r>
@@ -5328,6 +5389,7 @@
           <w:rFonts w:ascii="Times New Roman" w:hAnsi="Times New Roman"/>
           <w:color w:val="333333"/>
           <w:sz w:val="24"/>
+          <w:szCs w:val="24"/>
         </w:rPr>
         <w:t>ні й весели́ся, Сіо́не.* А ти, чи́ста Богоро́дице, втіша́йся воскресі́нням Си́на свого́.</w:t>
       </w:r>
@@ -5343,6 +5405,7 @@
           <w:i/>
           <w:color w:val="FF0000"/>
           <w:sz w:val="24"/>
+          <w:szCs w:val="24"/>
         </w:rPr>
         <w:t>Священник:</w:t>
       </w:r>
@@ -5351,13 +5414,15 @@
           <w:rFonts w:ascii="Times New Roman" w:hAnsi="Times New Roman"/>
           <w:color w:val="FF0000"/>
           <w:sz w:val="24"/>
-        </w:rPr>
-        <w:t xml:space="preserve"> </w:t>
-      </w:r>
-      <w:r>
-        <w:rPr>
-          <w:rFonts w:ascii="Times New Roman" w:hAnsi="Times New Roman"/>
-          <w:sz w:val="24"/>
+          <w:szCs w:val="24"/>
+        </w:rPr>
+        <w:t xml:space="preserve"> </w:t>
+      </w:r>
+      <w:r>
+        <w:rPr>
+          <w:rFonts w:ascii="Times New Roman" w:hAnsi="Times New Roman"/>
+          <w:sz w:val="24"/>
+          <w:szCs w:val="24"/>
         </w:rPr>
         <w:t>Слава тобі, Христе Боже, уповання наше, слава тобі!</w:t>
       </w:r>
@@ -6961,6 +7026,7 @@
         <w:rPr>
           <w:rFonts w:ascii="Times New Roman" w:hAnsi="Times New Roman"/>
           <w:sz w:val="24"/>
+          <w:szCs w:val="24"/>
         </w:rPr>
         <w:t>Заступи, спаси, помилуй і охорони нас, Боже, Твоєю благодаттю</w:t>
       </w:r>
@@ -7071,6 +7137,7 @@
           <w:i/>
           <w:color w:val="FF4400"/>
           <w:sz w:val="24"/>
+          <w:szCs w:val="24"/>
         </w:rPr>
         <w:t>Священник:</w:t>
       </w:r>
@@ -7078,6 +7145,7 @@
         <w:rPr>
           <w:rFonts w:ascii="Times New Roman" w:hAnsi="Times New Roman"/>
           <w:sz w:val="24"/>
+          <w:szCs w:val="24"/>
         </w:rPr>
         <w:t xml:space="preserve"> Бо Тобі належить усяка слава, честь і поклоніння, Отцю, і Сину, і Святому Духові, нині, і повсякчас, і на віки віків.</w:t>
       </w:r>
@@ -7781,6 +7849,7 @@
         <w:rPr>
           <w:rFonts w:ascii="Times New Roman" w:hAnsi="Times New Roman"/>
           <w:sz w:val="24"/>
+          <w:szCs w:val="24"/>
         </w:rPr>
         <w:t>Заступи, спаси, помилуй і охорони нас, Боже, Твоєю благодаттю</w:t>
       </w:r>
@@ -8982,6 +9051,7 @@
         <w:rPr>
           <w:rFonts w:ascii="Times New Roman" w:hAnsi="Times New Roman"/>
           <w:sz w:val="24"/>
+          <w:szCs w:val="24"/>
         </w:rPr>
         <w:t>Заступи, спаси, помилуй і охорони нас, Боже, Твоєю благодаттю</w:t>
       </w:r>
@@ -10622,6 +10692,7 @@
         <w:rPr>
           <w:rFonts w:ascii="Times New Roman" w:hAnsi="Times New Roman"/>
           <w:sz w:val="24"/>
+          <w:szCs w:val="24"/>
         </w:rPr>
         <w:t>Заступи, спаси, помилуй і охорони нас, Боже, Твоєю благодаттю</w:t>
       </w:r>
@@ -12550,6 +12621,7 @@
           <w:i/>
           <w:color w:val="FF4400"/>
           <w:sz w:val="24"/>
+          <w:szCs w:val="24"/>
         </w:rPr>
         <w:t xml:space="preserve">Священник: </w:t>
       </w:r>
@@ -12557,6 +12629,7 @@
         <w:rPr>
           <w:rFonts w:ascii="Times New Roman" w:hAnsi="Times New Roman"/>
           <w:sz w:val="24"/>
+          <w:szCs w:val="24"/>
         </w:rPr>
         <w:t>Бо милостивий і людинолюбний Бог єси, і Тобі славу возсилаємо, Отцю, і Сину, і Святому Духові, нині, і повсякчас, і на віки віків.</w:t>
       </w:r>
@@ -12689,6 +12762,7 @@
         <w:rPr>
           <w:rFonts w:ascii="Times New Roman" w:hAnsi="Times New Roman"/>
           <w:sz w:val="24"/>
+          <w:szCs w:val="24"/>
         </w:rPr>
         <w:t>Заступи, спаси, помилуй і охорони нас, Боже, Твоєю благодаттю</w:t>
       </w:r>
@@ -13194,6 +13268,7 @@
           <w:i/>
           <w:color w:val="FF0000"/>
           <w:sz w:val="24"/>
+          <w:szCs w:val="24"/>
         </w:rPr>
         <w:t>Священник:</w:t>
       </w:r>
@@ -13202,14 +13277,16 @@
           <w:rFonts w:ascii="Times New Roman" w:hAnsi="Times New Roman"/>
           <w:color w:val="FF0000"/>
           <w:sz w:val="24"/>
-        </w:rPr>
-        <w:t xml:space="preserve"> </w:t>
-      </w:r>
-      <w:r>
-        <w:rPr>
-          <w:rFonts w:ascii="Times New Roman" w:hAnsi="Times New Roman"/>
-          <w:color w:val="000000"/>
-          <w:sz w:val="24"/>
+          <w:szCs w:val="24"/>
+        </w:rPr>
+        <w:t xml:space="preserve"> </w:t>
+      </w:r>
+      <w:r>
+        <w:rPr>
+          <w:rFonts w:ascii="Times New Roman" w:hAnsi="Times New Roman"/>
+          <w:color w:val="000000"/>
+          <w:sz w:val="24"/>
+          <w:szCs w:val="24"/>
         </w:rPr>
         <w:t>Бо Ти – Бог милости, ласк і людинолюбности, і Тобі славу віддаємо, Отцю, і Сину, і Святому Духові, нині, і повсякчас, і на віки віків.</w:t>
       </w:r>
@@ -13424,6 +13501,7 @@
           <w:i/>
           <w:color w:val="FF4400"/>
           <w:sz w:val="24"/>
+          <w:szCs w:val="24"/>
         </w:rPr>
         <w:t xml:space="preserve">Священник: </w:t>
       </w:r>
@@ -13432,6 +13510,7 @@
           <w:rFonts w:ascii="Times New Roman" w:hAnsi="Times New Roman"/>
           <w:color w:val="000000"/>
           <w:sz w:val="24"/>
+          <w:szCs w:val="24"/>
         </w:rPr>
         <w:t>Бо до Тебе належить милувати і спасати нас, Боже наш, і Тобі славу віддаємо, Отцю, і Сину, і Святому Духові, нині, і повсякчас, і на віки віків.</w:t>
       </w:r>
@@ -13513,6 +13592,39 @@
     </w:p>
     <w:p>
       <w:pPr>
+        <w:widowControl w:val="0"/>
+        <w:spacing w:after="120"/>
+        <w:jc w:val="both"/>
+        <w:rPr>
+          <w:rFonts w:ascii="Times New Roman" w:hAnsi="Times New Roman"/>
+          <w:b/>
+          <w:i/>
+          <w:color w:val="FF0000"/>
+          <w:sz w:val="24"/>
+          <w:szCs w:val="24"/>
+        </w:rPr>
+      </w:pPr>
+      <w:r>
+        <w:rPr>
+          <w:rFonts w:ascii="Times New Roman" w:hAnsi="Times New Roman"/>
+          <w:i/>
+          <w:color w:val="FF0000"/>
+          <w:sz w:val="24"/>
+          <w:szCs w:val="24"/>
+        </w:rPr>
+        <w:t xml:space="preserve">Диякон: </w:t>
+      </w:r>
+      <w:r>
+        <w:rPr>
+          <w:rFonts w:ascii="Times New Roman" w:hAnsi="Times New Roman"/>
+          <w:sz w:val="24"/>
+          <w:szCs w:val="24"/>
+        </w:rPr>
+        <w:t>Премудрість.</w:t>
+      </w:r>
+    </w:p>
+    <w:p>
+      <w:pPr>
         <w:spacing w:after="120"/>
         <w:jc w:val="both"/>
         <w:rPr>
@@ -13673,6 +13785,7 @@
           <w:i/>
           <w:color w:val="FF0000"/>
           <w:sz w:val="24"/>
+          <w:szCs w:val="24"/>
         </w:rPr>
         <w:t>Вірні:</w:t>
       </w:r>
@@ -13680,6 +13793,7 @@
         <w:rPr>
           <w:rFonts w:ascii="Times New Roman" w:hAnsi="Times New Roman"/>
           <w:sz w:val="24"/>
+          <w:szCs w:val="24"/>
         </w:rPr>
         <w:t xml:space="preserve"> </w:t>
       </w:r>
@@ -13688,6 +13802,7 @@
           <w:rFonts w:ascii="Times New Roman" w:hAnsi="Times New Roman"/>
           <w:color w:val="333333"/>
           <w:sz w:val="24"/>
+          <w:szCs w:val="24"/>
         </w:rPr>
         <w:t>Світи́ся, світи́ся, нови́й Єрусали́ме,* сла́ва бо Госпо́дня на то</w:t>
       </w:r>
@@ -13696,6 +13811,7 @@
           <w:rFonts w:ascii="Times New Roman" w:hAnsi="Times New Roman"/>
           <w:color w:val="000000"/>
           <w:sz w:val="24"/>
+          <w:szCs w:val="24"/>
         </w:rPr>
         <w:t>́</w:t>
       </w:r>
@@ -13704,6 +13820,7 @@
           <w:rFonts w:ascii="Times New Roman" w:hAnsi="Times New Roman"/>
           <w:color w:val="333333"/>
           <w:sz w:val="24"/>
+          <w:szCs w:val="24"/>
         </w:rPr>
         <w:t>бі возсія́ла!* Раді́й ни</w:t>
       </w:r>
@@ -13712,6 +13829,7 @@
           <w:rFonts w:ascii="Times New Roman" w:hAnsi="Times New Roman"/>
           <w:color w:val="000000"/>
           <w:sz w:val="24"/>
+          <w:szCs w:val="24"/>
         </w:rPr>
         <w:t>́</w:t>
       </w:r>
@@ -13720,6 +13838,7 @@
           <w:rFonts w:ascii="Times New Roman" w:hAnsi="Times New Roman"/>
           <w:color w:val="333333"/>
           <w:sz w:val="24"/>
+          <w:szCs w:val="24"/>
         </w:rPr>
         <w:t>ні й весели́ся, Сіо́не.* А ти, чи́ста Богоро́дице, втіша́йся воскресі́нням Си́на свого́.</w:t>
       </w:r>
@@ -13735,6 +13854,7 @@
           <w:i/>
           <w:color w:val="FF0000"/>
           <w:sz w:val="24"/>
+          <w:szCs w:val="24"/>
         </w:rPr>
         <w:t>Священник:</w:t>
       </w:r>
@@ -13743,13 +13863,15 @@
           <w:rFonts w:ascii="Times New Roman" w:hAnsi="Times New Roman"/>
           <w:color w:val="FF0000"/>
           <w:sz w:val="24"/>
-        </w:rPr>
-        <w:t xml:space="preserve"> </w:t>
-      </w:r>
-      <w:r>
-        <w:rPr>
-          <w:rFonts w:ascii="Times New Roman" w:hAnsi="Times New Roman"/>
-          <w:sz w:val="24"/>
+          <w:szCs w:val="24"/>
+        </w:rPr>
+        <w:t xml:space="preserve"> </w:t>
+      </w:r>
+      <w:r>
+        <w:rPr>
+          <w:rFonts w:ascii="Times New Roman" w:hAnsi="Times New Roman"/>
+          <w:sz w:val="24"/>
+          <w:szCs w:val="24"/>
         </w:rPr>
         <w:t>Слава тобі, Христе Боже, уповання наше, слава тобі!</w:t>
       </w:r>
@@ -14478,6 +14600,7 @@
     <w:rPr>
       <w:rFonts w:eastAsia="Times New Roman" w:cs="Times New Roman"/>
       <w:sz w:val="36"/>
+      <w:szCs w:val="36"/>
     </w:rPr>
   </w:style>
   <w:style w:type="paragraph" w:styleId="Heading1">
@@ -14804,6 +14927,8 @@
     </w:pPr>
     <w:rPr>
       <w:rFonts w:ascii="Times New Roman" w:eastAsia="Times New Roman" w:hAnsi="Times New Roman" w:cs="Times New Roman"/>
+      <w:sz w:val="36"/>
+      <w:szCs w:val="36"/>
     </w:rPr>
   </w:style>
   <w:style w:type="paragraph" w:styleId="Subtitle">
@@ -15150,8 +15275,8 @@
 </file>
 
 <file path=customXml/item1.xml><?xml version="1.0" encoding="utf-8"?>
-<go:gDocsCustomXmlDataStorage xmlns:go="http://customooxmlschemas.google.com/" xmlns:r="http://schemas.openxmlformats.org/officeDocument/2006/relationships" uri="GoogleDocsCustomDataVersion1">
-  <go:docsCustomData xmlns:go="http://customooxmlschemas.google.com/" roundtripDataSignature="AMtx7mgX4eBCY9YWlNynv8Pb8VgQiB4z4w==">AMUW2mWvo3qkf/QX4NQ61lllupRg4Yzdq1AaaUfiU0Txb4QGQSxnEbOPaYjr98+Z4iO6rm70LnKnUdhYHAmltnvCsz8mWrbzXA5gmSkJyU5ykbIqlJI/6WtwB9Mufhzynmjx4VvXS2y9UID+oLtwWNVXZBZLiizMl+lwXwIHMXPt8ftxtEAhzD5ylQll+lKyW+eDG7MiHF4rabIpDrmyRkWNpRKIpHeFlmlWWGEwDrBLZh+nkIE78KQ1nZSTRXC2EQSLFCGC6Cv8aGwdYA1ybYjmFUj/DoJjNbMBqc28wx0bRjzVkbYsyDDfKpIrYoIet+xjSr9GlIm8VdqvlO/b51Nnt+vaxInlww==</go:docsCustomData>
+<go:gDocsCustomXmlDataStorage xmlns:go="http://customooxmlschemas.google.com/" xmlns:r="http://schemas.openxmlformats.org/officeDocument/2006/relationships" uri="GoogleDocsCustomDataVersion2">
+  <go:docsCustomData xmlns:go="http://customooxmlschemas.google.com/" roundtripDataSignature="AMtx7mh5fpzD8YoOLMFsnxoLtS+GJwMPJA==">CgMxLjAaLgoBMBIpCicIB0IjCg9UaW1lcyBOZXcgUm9tYW4SEEFyaWFsIFVuaWNvZGUgTVMaLgoBMRIpCicIB0IjCg9UaW1lcyBOZXcgUm9tYW4SEEFyaWFsIFVuaWNvZGUgTVMaJQoBMhIgCh4IB0IaCg9UaW1lcyBOZXcgUm9tYW4SB0d1bmdzdWgyCGguZ2pkZ3hzOAByITFSUDVta2p3S2JMd2VaRm5mZHg0RTIta1NJOFBwY0E0WA==</go:docsCustomData>
 </go:gDocsCustomXmlDataStorage>
 </file>
 
